--- a/doc/Documentação_Estagio[1].docx
+++ b/doc/Documentação_Estagio[1].docx
@@ -2301,10 +2301,14 @@
         <w:tabs>
           <w:tab w:val="right" w:leader="dot" w:pos="9405"/>
         </w:tabs>
+        <w:rPr>
+          <w:color w:val="auto"/>
+        </w:rPr>
       </w:pPr>
       <w:r>
         <w:rPr>
           <w:rFonts w:ascii="Arial" w:hAnsi="Arial" w:cs="Arial"/>
+          <w:color w:val="auto"/>
           <w:szCs w:val="22"/>
         </w:rPr>
         <w:fldChar w:fldCharType="begin"/>
@@ -2312,6 +2316,7 @@
       <w:r>
         <w:rPr>
           <w:rFonts w:ascii="Arial" w:hAnsi="Arial" w:cs="Arial"/>
+          <w:color w:val="auto"/>
           <w:szCs w:val="22"/>
         </w:rPr>
         <w:instrText xml:space="preserve"> HYPERLINK \l _Toc28991 </w:instrText>
@@ -2319,45 +2324,57 @@
       <w:r>
         <w:rPr>
           <w:rFonts w:ascii="Arial" w:hAnsi="Arial" w:cs="Arial"/>
+          <w:color w:val="auto"/>
           <w:szCs w:val="22"/>
         </w:rPr>
         <w:fldChar w:fldCharType="separate"/>
       </w:r>
       <w:r>
         <w:rPr>
-          <w:color w:val="0563C1" w:themeColor="hyperlink" w:themeTint="FF"/>
-          <w14:textFill>
-            <w14:solidFill>
-              <w14:schemeClr w14:val="hlink">
-                <w14:lumMod w14:val="100000"/>
-                <w14:lumOff w14:val="0"/>
-              </w14:schemeClr>
-            </w14:solidFill>
-          </w14:textFill>
+          <w:color w:val="auto"/>
         </w:rPr>
         <w:t>6.2.1 Acessar Conta</w:t>
       </w:r>
       <w:r>
+        <w:rPr>
+          <w:color w:val="auto"/>
+        </w:rPr>
         <w:tab/>
       </w:r>
       <w:r>
+        <w:rPr>
+          <w:color w:val="auto"/>
+        </w:rPr>
         <w:fldChar w:fldCharType="begin"/>
       </w:r>
       <w:r>
+        <w:rPr>
+          <w:color w:val="auto"/>
+        </w:rPr>
         <w:instrText xml:space="preserve"> PAGEREF _Toc28991 \h </w:instrText>
       </w:r>
       <w:r>
+        <w:rPr>
+          <w:color w:val="auto"/>
+        </w:rPr>
         <w:fldChar w:fldCharType="separate"/>
       </w:r>
       <w:r>
+        <w:rPr>
+          <w:color w:val="auto"/>
+        </w:rPr>
         <w:t>12</w:t>
       </w:r>
       <w:r>
+        <w:rPr>
+          <w:color w:val="auto"/>
+        </w:rPr>
         <w:fldChar w:fldCharType="end"/>
       </w:r>
       <w:r>
         <w:rPr>
           <w:rFonts w:ascii="Arial" w:hAnsi="Arial" w:cs="Arial"/>
+          <w:color w:val="auto"/>
           <w:szCs w:val="22"/>
         </w:rPr>
         <w:fldChar w:fldCharType="end"/>
@@ -2373,6 +2390,7 @@
       <w:r>
         <w:rPr>
           <w:rFonts w:ascii="Arial" w:hAnsi="Arial" w:cs="Arial"/>
+          <w:color w:val="auto"/>
           <w:szCs w:val="22"/>
         </w:rPr>
         <w:fldChar w:fldCharType="begin"/>
@@ -2380,6 +2398,7 @@
       <w:r>
         <w:rPr>
           <w:rFonts w:ascii="Arial" w:hAnsi="Arial" w:cs="Arial"/>
+          <w:color w:val="auto"/>
           <w:szCs w:val="22"/>
         </w:rPr>
         <w:instrText xml:space="preserve"> HYPERLINK \l _Toc6701 </w:instrText>
@@ -2387,45 +2406,57 @@
       <w:r>
         <w:rPr>
           <w:rFonts w:ascii="Arial" w:hAnsi="Arial" w:cs="Arial"/>
+          <w:color w:val="auto"/>
           <w:szCs w:val="22"/>
         </w:rPr>
         <w:fldChar w:fldCharType="separate"/>
       </w:r>
       <w:r>
         <w:rPr>
-          <w:color w:val="0563C1" w:themeColor="hyperlink" w:themeTint="FF"/>
-          <w14:textFill>
-            <w14:solidFill>
-              <w14:schemeClr w14:val="hlink">
-                <w14:lumMod w14:val="100000"/>
-                <w14:lumOff w14:val="0"/>
-              </w14:schemeClr>
-            </w14:solidFill>
-          </w14:textFill>
+          <w:color w:val="auto"/>
         </w:rPr>
         <w:t>6.2.2 Cadastrar Usuário</w:t>
       </w:r>
       <w:r>
+        <w:rPr>
+          <w:color w:val="auto"/>
+        </w:rPr>
         <w:tab/>
       </w:r>
       <w:r>
+        <w:rPr>
+          <w:color w:val="auto"/>
+        </w:rPr>
         <w:fldChar w:fldCharType="begin"/>
       </w:r>
       <w:r>
+        <w:rPr>
+          <w:color w:val="auto"/>
+        </w:rPr>
         <w:instrText xml:space="preserve"> PAGEREF _Toc6701 \h </w:instrText>
       </w:r>
       <w:r>
+        <w:rPr>
+          <w:color w:val="auto"/>
+        </w:rPr>
         <w:fldChar w:fldCharType="separate"/>
       </w:r>
       <w:r>
+        <w:rPr>
+          <w:color w:val="auto"/>
+        </w:rPr>
         <w:t>13</w:t>
       </w:r>
       <w:r>
+        <w:rPr>
+          <w:color w:val="auto"/>
+        </w:rPr>
         <w:fldChar w:fldCharType="end"/>
       </w:r>
       <w:r>
         <w:rPr>
           <w:rFonts w:ascii="Arial" w:hAnsi="Arial" w:cs="Arial"/>
+          <w:color w:val="auto"/>
           <w:szCs w:val="22"/>
         </w:rPr>
         <w:fldChar w:fldCharType="end"/>
@@ -2878,8 +2909,6 @@
         </w:rPr>
         <w:fldChar w:fldCharType="end"/>
       </w:r>
-      <w:bookmarkStart w:id="36" w:name="_GoBack"/>
-      <w:bookmarkEnd w:id="36"/>
     </w:p>
     <w:p>
       <w:pPr>
@@ -3237,6 +3266,8 @@
           <w:szCs w:val="22"/>
         </w:rPr>
       </w:pPr>
+      <w:bookmarkStart w:id="36" w:name="_GoBack"/>
+      <w:bookmarkEnd w:id="36"/>
     </w:p>
     <w:p>
       <w:pPr>
@@ -4338,14 +4369,6 @@
         <w:gridCol w:w="1744"/>
       </w:tblGrid>
       <w:tr>
-        <w:tblPrEx>
-          <w:tblCellMar>
-            <w:top w:w="0" w:type="dxa"/>
-            <w:left w:w="108" w:type="dxa"/>
-            <w:bottom w:w="0" w:type="dxa"/>
-            <w:right w:w="108" w:type="dxa"/>
-          </w:tblCellMar>
-        </w:tblPrEx>
         <w:trPr>
           <w:trHeight w:val="273" w:hRule="atLeast"/>
         </w:trPr>
@@ -4734,6 +4757,13 @@
               <w:jc w:val="both"/>
             </w:pPr>
             <w:r>
+              <w:rPr>
+                <w:rFonts w:hint="default"/>
+                <w:lang w:val="pt-BR"/>
+              </w:rPr>
+              <w:t xml:space="preserve">Registrar </w:t>
+            </w:r>
+            <w:r>
               <w:t xml:space="preserve">Ordem de entrega </w:t>
             </w:r>
           </w:p>
@@ -4895,7 +4925,7 @@
                 <w:rFonts w:hint="default"/>
                 <w:lang w:val="pt-BR"/>
               </w:rPr>
-              <w:t>Relatar quilometragem de veículo</w:t>
+              <w:t>Relatório de quilometragem de veículo</w:t>
             </w:r>
           </w:p>
         </w:tc>
@@ -4921,7 +4951,7 @@
                 <w:rFonts w:hint="default"/>
                 <w:lang w:val="pt-BR"/>
               </w:rPr>
-              <w:t>Esporádico</w:t>
+              <w:t>Eventual</w:t>
             </w:r>
           </w:p>
         </w:tc>
@@ -4986,7 +5016,7 @@
                 <w:rFonts w:hint="default"/>
                 <w:lang w:val="pt-BR"/>
               </w:rPr>
-              <w:t>Relatar ordens de entrega</w:t>
+              <w:t>Relatório de ordens de entrega</w:t>
             </w:r>
           </w:p>
         </w:tc>
@@ -5077,7 +5107,7 @@
                 <w:rFonts w:hint="default"/>
                 <w:lang w:val="pt-BR"/>
               </w:rPr>
-              <w:t>Relatar abastecimentos</w:t>
+              <w:t>Relatório de abastecimentos</w:t>
             </w:r>
           </w:p>
         </w:tc>
@@ -5098,6 +5128,13 @@
                 <w:lang w:val="pt-BR"/>
               </w:rPr>
             </w:pPr>
+            <w:r>
+              <w:rPr>
+                <w:rFonts w:hint="default"/>
+                <w:lang w:val="pt-BR"/>
+              </w:rPr>
+              <w:t>Eventual</w:t>
+            </w:r>
           </w:p>
         </w:tc>
       </w:tr>
@@ -5430,12 +5467,95 @@
           </w:p>
         </w:tc>
       </w:tr>
+      <w:tr>
+        <w:tblPrEx>
+          <w:tblCellMar>
+            <w:top w:w="0" w:type="dxa"/>
+            <w:left w:w="108" w:type="dxa"/>
+            <w:bottom w:w="0" w:type="dxa"/>
+            <w:right w:w="108" w:type="dxa"/>
+          </w:tblCellMar>
+        </w:tblPrEx>
+        <w:tc>
+          <w:tcPr>
+            <w:tcW w:w="1056" w:type="dxa"/>
+            <w:tcBorders>
+              <w:top w:val="single" w:color="000000" w:sz="4" w:space="0"/>
+              <w:bottom w:val="single" w:color="000000" w:sz="4" w:space="0"/>
+            </w:tcBorders>
+          </w:tcPr>
+          <w:p>
+            <w:pPr>
+              <w:snapToGrid w:val="0"/>
+              <w:jc w:val="both"/>
+              <w:rPr>
+                <w:rFonts w:hint="default"/>
+                <w:lang w:val="pt-BR"/>
+              </w:rPr>
+            </w:pPr>
+            <w:bookmarkStart w:id="10" w:name="_Toc6931"/>
+            <w:r>
+              <w:rPr>
+                <w:rFonts w:hint="default"/>
+                <w:lang w:val="pt-BR"/>
+              </w:rPr>
+              <w:t>4</w:t>
+            </w:r>
+          </w:p>
+        </w:tc>
+        <w:tc>
+          <w:tcPr>
+            <w:tcW w:w="3420" w:type="dxa"/>
+            <w:tcBorders>
+              <w:top w:val="single" w:color="000000" w:sz="4" w:space="0"/>
+              <w:bottom w:val="single" w:color="000000" w:sz="4" w:space="0"/>
+            </w:tcBorders>
+          </w:tcPr>
+          <w:p>
+            <w:pPr>
+              <w:snapToGrid w:val="0"/>
+              <w:jc w:val="both"/>
+              <w:rPr>
+                <w:rFonts w:hint="default"/>
+                <w:lang w:val="pt-BR"/>
+              </w:rPr>
+            </w:pPr>
+            <w:r>
+              <w:rPr>
+                <w:rFonts w:hint="default"/>
+                <w:lang w:val="pt-BR"/>
+              </w:rPr>
+              <w:t xml:space="preserve">Banda Larga </w:t>
+            </w:r>
+          </w:p>
+        </w:tc>
+        <w:tc>
+          <w:tcPr>
+            <w:tcW w:w="4550" w:type="dxa"/>
+            <w:tcBorders>
+              <w:top w:val="single" w:color="000000" w:sz="4" w:space="0"/>
+              <w:bottom w:val="single" w:color="000000" w:sz="4" w:space="0"/>
+            </w:tcBorders>
+          </w:tcPr>
+          <w:p>
+            <w:pPr>
+              <w:snapToGrid w:val="0"/>
+              <w:jc w:val="both"/>
+            </w:pPr>
+            <w:r>
+              <w:rPr>
+                <w:rFonts w:hint="default"/>
+              </w:rPr>
+              <w:t>50 Mbps</w:t>
+            </w:r>
+          </w:p>
+        </w:tc>
+      </w:tr>
     </w:tbl>
     <w:p>
       <w:pPr>
         <w:pStyle w:val="4"/>
       </w:pPr>
-      <w:bookmarkStart w:id="10" w:name="_Toc6931"/>
       <w:r>
         <w:t>Requisitos de Software Básico</w:t>
       </w:r>
@@ -5665,9 +5785,17 @@
             <w:pPr>
               <w:snapToGrid w:val="0"/>
               <w:jc w:val="both"/>
-            </w:pPr>
-            <w:r>
-              <w:t>PostgreSQL</w:t>
+              <w:rPr>
+                <w:rFonts w:hint="default"/>
+                <w:lang w:val="pt-BR"/>
+              </w:rPr>
+            </w:pPr>
+            <w:r>
+              <w:rPr>
+                <w:rFonts w:hint="default"/>
+                <w:lang w:val="pt-BR"/>
+              </w:rPr>
+              <w:t>MySQL</w:t>
             </w:r>
           </w:p>
         </w:tc>
@@ -5864,12 +5992,100 @@
           </w:p>
         </w:tc>
       </w:tr>
+      <w:tr>
+        <w:tblPrEx>
+          <w:tblCellMar>
+            <w:top w:w="0" w:type="dxa"/>
+            <w:left w:w="108" w:type="dxa"/>
+            <w:bottom w:w="0" w:type="dxa"/>
+            <w:right w:w="108" w:type="dxa"/>
+          </w:tblCellMar>
+        </w:tblPrEx>
+        <w:tc>
+          <w:tcPr>
+            <w:tcW w:w="1056" w:type="dxa"/>
+            <w:tcBorders>
+              <w:top w:val="single" w:color="000000" w:sz="4" w:space="0"/>
+              <w:bottom w:val="single" w:color="000000" w:sz="4" w:space="0"/>
+            </w:tcBorders>
+          </w:tcPr>
+          <w:p>
+            <w:pPr>
+              <w:snapToGrid w:val="0"/>
+              <w:jc w:val="both"/>
+              <w:rPr>
+                <w:rFonts w:hint="default"/>
+                <w:lang w:val="pt-BR"/>
+              </w:rPr>
+            </w:pPr>
+            <w:bookmarkStart w:id="11" w:name="_Toc8872"/>
+            <w:r>
+              <w:rPr>
+                <w:rFonts w:hint="default"/>
+                <w:lang w:val="pt-BR"/>
+              </w:rPr>
+              <w:t>6</w:t>
+            </w:r>
+          </w:p>
+        </w:tc>
+        <w:tc>
+          <w:tcPr>
+            <w:tcW w:w="3420" w:type="dxa"/>
+            <w:tcBorders>
+              <w:top w:val="single" w:color="000000" w:sz="4" w:space="0"/>
+              <w:bottom w:val="single" w:color="000000" w:sz="4" w:space="0"/>
+            </w:tcBorders>
+          </w:tcPr>
+          <w:p>
+            <w:pPr>
+              <w:snapToGrid w:val="0"/>
+              <w:jc w:val="both"/>
+              <w:rPr>
+                <w:rFonts w:hint="default"/>
+                <w:lang w:val="pt-BR"/>
+              </w:rPr>
+            </w:pPr>
+            <w:r>
+              <w:rPr>
+                <w:rFonts w:hint="default"/>
+                <w:lang w:val="pt-BR"/>
+              </w:rPr>
+              <w:t>Navegador</w:t>
+            </w:r>
+          </w:p>
+        </w:tc>
+        <w:tc>
+          <w:tcPr>
+            <w:tcW w:w="4550" w:type="dxa"/>
+            <w:tcBorders>
+              <w:top w:val="single" w:color="000000" w:sz="4" w:space="0"/>
+              <w:bottom w:val="single" w:color="000000" w:sz="4" w:space="0"/>
+            </w:tcBorders>
+          </w:tcPr>
+          <w:p>
+            <w:pPr>
+              <w:snapToGrid w:val="0"/>
+              <w:jc w:val="both"/>
+              <w:rPr>
+                <w:rFonts w:hint="default"/>
+                <w:lang w:val="pt-BR"/>
+              </w:rPr>
+            </w:pPr>
+            <w:r>
+              <w:rPr>
+                <w:rFonts w:hint="default"/>
+                <w:lang w:val="pt-BR"/>
+              </w:rPr>
+              <w:t>Mozilla Firefox</w:t>
+            </w:r>
+          </w:p>
+        </w:tc>
+      </w:tr>
     </w:tbl>
     <w:p>
       <w:pPr>
         <w:pStyle w:val="4"/>
       </w:pPr>
-      <w:bookmarkStart w:id="11" w:name="_Toc8872"/>
       <w:r>
         <w:t>Outros Requisitos Não Funcionais</w:t>
       </w:r>
@@ -7388,7 +7604,7 @@
           <w:bCs/>
           <w:lang w:val="pt-BR"/>
         </w:rPr>
-        <w:t xml:space="preserve">RF7 - Relatar quilometragem - </w:t>
+        <w:t xml:space="preserve">RF7 - Relatório quilometragem - </w:t>
       </w:r>
       <w:r>
         <w:rPr>
@@ -7464,7 +7680,7 @@
           <w:bCs/>
           <w:lang w:val="pt-BR"/>
         </w:rPr>
-        <w:t>ar</w:t>
+        <w:t>ório</w:t>
       </w:r>
       <w:r>
         <w:rPr>
@@ -7534,7 +7750,7 @@
           <w:bCs/>
           <w:lang w:val="pt-BR"/>
         </w:rPr>
-        <w:t>RF9 - Relatar Abastecimentos</w:t>
+        <w:t>RF9 - Relatório de Abastecimentos</w:t>
       </w:r>
       <w:r>
         <w:rPr>
@@ -8147,304 +8363,6 @@
                 </w14:textFill>
               </w:rPr>
               <w:t xml:space="preserve"> e RF6</w:t>
-            </w:r>
-          </w:p>
-        </w:tc>
-      </w:tr>
-      <w:tr>
-        <w:tblPrEx>
-          <w:tblCellMar>
-            <w:top w:w="0" w:type="dxa"/>
-            <w:left w:w="108" w:type="dxa"/>
-            <w:bottom w:w="0" w:type="dxa"/>
-            <w:right w:w="108" w:type="dxa"/>
-          </w:tblCellMar>
-        </w:tblPrEx>
-        <w:tc>
-          <w:tcPr>
-            <w:tcW w:w="1050" w:type="dxa"/>
-            <w:tcBorders>
-              <w:top w:val="single" w:color="000000" w:themeColor="text1" w:sz="4" w:space="0"/>
-              <w:bottom w:val="single" w:color="000000" w:themeColor="text1" w:sz="4" w:space="0"/>
-            </w:tcBorders>
-          </w:tcPr>
-          <w:p>
-            <w:pPr>
-              <w:snapToGrid w:val="0"/>
-              <w:jc w:val="both"/>
-              <w:rPr>
-                <w:color w:val="000000" w:themeColor="text1" w:themeTint="FF"/>
-                <w14:textFill>
-                  <w14:solidFill>
-                    <w14:schemeClr w14:val="tx1">
-                      <w14:lumMod w14:val="100000"/>
-                      <w14:lumOff w14:val="0"/>
-                    </w14:schemeClr>
-                  </w14:solidFill>
-                </w14:textFill>
-              </w:rPr>
-            </w:pPr>
-            <w:r>
-              <w:rPr>
-                <w:color w:val="000000" w:themeColor="text1" w:themeTint="FF"/>
-                <w14:textFill>
-                  <w14:solidFill>
-                    <w14:schemeClr w14:val="tx1">
-                      <w14:lumMod w14:val="100000"/>
-                      <w14:lumOff w14:val="0"/>
-                    </w14:schemeClr>
-                  </w14:solidFill>
-                </w14:textFill>
-              </w:rPr>
-              <w:t>02</w:t>
-            </w:r>
-          </w:p>
-        </w:tc>
-        <w:tc>
-          <w:tcPr>
-            <w:tcW w:w="1437" w:type="dxa"/>
-            <w:tcBorders>
-              <w:top w:val="single" w:color="000000" w:themeColor="text1" w:sz="4" w:space="0"/>
-              <w:bottom w:val="single" w:color="000000" w:themeColor="text1" w:sz="4" w:space="0"/>
-            </w:tcBorders>
-          </w:tcPr>
-          <w:p>
-            <w:pPr>
-              <w:suppressLineNumbers w:val="0"/>
-              <w:bidi w:val="0"/>
-              <w:spacing w:before="0" w:beforeAutospacing="0" w:after="0" w:afterAutospacing="0" w:line="259" w:lineRule="auto"/>
-              <w:ind w:left="0" w:right="0"/>
-              <w:jc w:val="left"/>
-              <w:rPr>
-                <w:color w:val="000000" w:themeColor="text1" w:themeTint="FF"/>
-                <w14:textFill>
-                  <w14:solidFill>
-                    <w14:schemeClr w14:val="tx1">
-                      <w14:lumMod w14:val="100000"/>
-                      <w14:lumOff w14:val="0"/>
-                    </w14:schemeClr>
-                  </w14:solidFill>
-                </w14:textFill>
-              </w:rPr>
-            </w:pPr>
-            <w:r>
-              <w:rPr>
-                <w:color w:val="000000" w:themeColor="text1" w:themeTint="FF"/>
-                <w14:textFill>
-                  <w14:solidFill>
-                    <w14:schemeClr w14:val="tx1">
-                      <w14:lumMod w14:val="100000"/>
-                      <w14:lumOff w14:val="0"/>
-                    </w14:schemeClr>
-                  </w14:solidFill>
-                </w14:textFill>
-              </w:rPr>
-              <w:t xml:space="preserve">FleetPlus </w:t>
-            </w:r>
-          </w:p>
-        </w:tc>
-        <w:tc>
-          <w:tcPr>
-            <w:tcW w:w="1137" w:type="dxa"/>
-            <w:tcBorders>
-              <w:top w:val="single" w:color="000000" w:themeColor="text1" w:sz="4" w:space="0"/>
-              <w:bottom w:val="single" w:color="000000" w:themeColor="text1" w:sz="4" w:space="0"/>
-            </w:tcBorders>
-          </w:tcPr>
-          <w:p>
-            <w:pPr>
-              <w:snapToGrid w:val="0"/>
-              <w:jc w:val="both"/>
-              <w:rPr>
-                <w:color w:val="000000" w:themeColor="text1" w:themeTint="FF"/>
-                <w14:textFill>
-                  <w14:solidFill>
-                    <w14:schemeClr w14:val="tx1">
-                      <w14:lumMod w14:val="100000"/>
-                      <w14:lumOff w14:val="0"/>
-                    </w14:schemeClr>
-                  </w14:solidFill>
-                </w14:textFill>
-              </w:rPr>
-            </w:pPr>
-            <w:r>
-              <w:rPr>
-                <w:color w:val="000000" w:themeColor="text1" w:themeTint="FF"/>
-                <w14:textFill>
-                  <w14:solidFill>
-                    <w14:schemeClr w14:val="tx1">
-                      <w14:lumMod w14:val="100000"/>
-                      <w14:lumOff w14:val="0"/>
-                    </w14:schemeClr>
-                  </w14:solidFill>
-                </w14:textFill>
-              </w:rPr>
-              <w:t>Software</w:t>
-            </w:r>
-          </w:p>
-        </w:tc>
-        <w:tc>
-          <w:tcPr>
-            <w:tcW w:w="2604" w:type="dxa"/>
-            <w:tcBorders>
-              <w:top w:val="single" w:color="000000" w:themeColor="text1" w:sz="4" w:space="0"/>
-              <w:bottom w:val="single" w:color="000000" w:themeColor="text1" w:sz="4" w:space="0"/>
-            </w:tcBorders>
-          </w:tcPr>
-          <w:p>
-            <w:pPr>
-              <w:snapToGrid w:val="0"/>
-              <w:rPr>
-                <w:rFonts w:hint="default"/>
-                <w:lang w:val="pt-BR"/>
-              </w:rPr>
-            </w:pPr>
-            <w:r>
-              <w:rPr>
-                <w:rFonts w:ascii="Times New Roman" w:hAnsi="Times New Roman" w:eastAsia="Times New Roman" w:cs="Times New Roman"/>
-                <w:sz w:val="24"/>
-                <w:szCs w:val="24"/>
-                <w:lang w:val="pt-BR"/>
-              </w:rPr>
-              <w:t>Gera atualizações, processa dados</w:t>
-            </w:r>
-            <w:r>
-              <w:rPr>
-                <w:rFonts w:hint="default" w:cs="Times New Roman"/>
-                <w:sz w:val="24"/>
-                <w:szCs w:val="24"/>
-                <w:lang w:val="pt-BR"/>
-              </w:rPr>
-              <w:t xml:space="preserve">, </w:t>
-            </w:r>
-            <w:r>
-              <w:rPr>
-                <w:rFonts w:ascii="Times New Roman" w:hAnsi="Times New Roman" w:eastAsia="Times New Roman" w:cs="Times New Roman"/>
-                <w:sz w:val="24"/>
-                <w:szCs w:val="24"/>
-                <w:lang w:val="pt-BR"/>
-              </w:rPr>
-              <w:t>gerencia funcionalidades do sistema</w:t>
-            </w:r>
-            <w:r>
-              <w:rPr>
-                <w:rFonts w:hint="default" w:cs="Times New Roman"/>
-                <w:sz w:val="24"/>
-                <w:szCs w:val="24"/>
-                <w:lang w:val="pt-BR"/>
-              </w:rPr>
-              <w:t xml:space="preserve"> e cria relatórios</w:t>
-            </w:r>
-          </w:p>
-        </w:tc>
-        <w:tc>
-          <w:tcPr>
-            <w:tcW w:w="1457" w:type="dxa"/>
-            <w:tcBorders>
-              <w:top w:val="single" w:color="000000" w:themeColor="text1" w:sz="4" w:space="0"/>
-              <w:bottom w:val="single" w:color="000000" w:themeColor="text1" w:sz="4" w:space="0"/>
-            </w:tcBorders>
-          </w:tcPr>
-          <w:p>
-            <w:pPr>
-              <w:snapToGrid w:val="0"/>
-              <w:rPr>
-                <w:color w:val="000000" w:themeColor="text1" w:themeTint="FF"/>
-                <w14:textFill>
-                  <w14:solidFill>
-                    <w14:schemeClr w14:val="tx1">
-                      <w14:lumMod w14:val="100000"/>
-                      <w14:lumOff w14:val="0"/>
-                    </w14:schemeClr>
-                  </w14:solidFill>
-                </w14:textFill>
-              </w:rPr>
-            </w:pPr>
-            <w:r>
-              <w:rPr>
-                <w:rFonts w:ascii="Times New Roman" w:hAnsi="Times New Roman" w:eastAsia="Times New Roman" w:cs="Times New Roman"/>
-                <w:sz w:val="24"/>
-                <w:szCs w:val="24"/>
-                <w:lang w:val="pt-BR"/>
-              </w:rPr>
-              <w:t xml:space="preserve">Permissão restrita conforme necessidade </w:t>
-            </w:r>
-          </w:p>
-        </w:tc>
-        <w:tc>
-          <w:tcPr>
-            <w:tcW w:w="1365" w:type="dxa"/>
-            <w:tcBorders>
-              <w:top w:val="single" w:color="000000" w:themeColor="text1" w:sz="4" w:space="0"/>
-              <w:bottom w:val="single" w:color="000000" w:themeColor="text1" w:sz="4" w:space="0"/>
-            </w:tcBorders>
-          </w:tcPr>
-          <w:p>
-            <w:pPr>
-              <w:snapToGrid w:val="0"/>
-              <w:rPr>
-                <w:rFonts w:hint="default"/>
-                <w:color w:val="000000" w:themeColor="text1" w:themeTint="FF"/>
-                <w:lang w:val="pt-BR"/>
-                <w14:textFill>
-                  <w14:solidFill>
-                    <w14:schemeClr w14:val="tx1">
-                      <w14:lumMod w14:val="100000"/>
-                      <w14:lumOff w14:val="0"/>
-                    </w14:schemeClr>
-                  </w14:solidFill>
-                </w14:textFill>
-              </w:rPr>
-            </w:pPr>
-            <w:r>
-              <w:rPr>
-                <w:rFonts w:hint="default"/>
-                <w:color w:val="000000" w:themeColor="text1" w:themeTint="FF"/>
-                <w:lang w:val="pt-BR"/>
-                <w14:textFill>
-                  <w14:solidFill>
-                    <w14:schemeClr w14:val="tx1">
-                      <w14:lumMod w14:val="100000"/>
-                      <w14:lumOff w14:val="0"/>
-                    </w14:schemeClr>
-                  </w14:solidFill>
-                </w14:textFill>
-              </w:rPr>
-              <w:t>RN1, RN2,</w:t>
-            </w:r>
-          </w:p>
-          <w:p>
-            <w:pPr>
-              <w:snapToGrid w:val="0"/>
-              <w:rPr>
-                <w:rFonts w:hint="default"/>
-                <w:color w:val="000000" w:themeColor="text1" w:themeTint="FF"/>
-                <w:lang w:val="pt-BR"/>
-                <w14:textFill>
-                  <w14:solidFill>
-                    <w14:schemeClr w14:val="tx1">
-                      <w14:lumMod w14:val="100000"/>
-                      <w14:lumOff w14:val="0"/>
-                    </w14:schemeClr>
-                  </w14:solidFill>
-                </w14:textFill>
-              </w:rPr>
-            </w:pPr>
-            <w:r>
-              <w:rPr>
-                <w:rFonts w:hint="default"/>
-                <w:color w:val="000000" w:themeColor="text1" w:themeTint="FF"/>
-                <w:lang w:val="pt-BR"/>
-                <w14:textFill>
-                  <w14:solidFill>
-                    <w14:schemeClr w14:val="tx1">
-                      <w14:lumMod w14:val="100000"/>
-                      <w14:lumOff w14:val="0"/>
-                    </w14:schemeClr>
-                  </w14:solidFill>
-                </w14:textFill>
-              </w:rPr>
-              <w:t>RN3</w:t>
             </w:r>
           </w:p>
         </w:tc>
@@ -15287,12 +15205,6 @@
             <w:insideH w:val="single" w:color="auto" w:sz="4" w:space="0"/>
             <w:insideV w:val="single" w:color="auto" w:sz="4" w:space="0"/>
           </w:tblBorders>
-          <w:tblCellMar>
-            <w:top w:w="0" w:type="dxa"/>
-            <w:left w:w="108" w:type="dxa"/>
-            <w:bottom w:w="0" w:type="dxa"/>
-            <w:right w:w="108" w:type="dxa"/>
-          </w:tblCellMar>
         </w:tblPrEx>
         <w:trPr>
           <w:trHeight w:val="300" w:hRule="atLeast"/>
@@ -16284,13 +16196,20 @@
         <w:t>Ordem de Entrega</w:t>
       </w:r>
     </w:p>
-    <w:p/>
     <w:p>
       <w:r>
         <w:drawing>
-          <wp:inline distT="0" distB="0" distL="114300" distR="114300">
-            <wp:extent cx="5619750" cy="3648075"/>
-            <wp:effectExtent l="0" t="0" r="3810" b="9525"/>
+          <wp:anchor distT="0" distB="0" distL="114300" distR="114300" simplePos="0" relativeHeight="251668480" behindDoc="0" locked="0" layoutInCell="1" allowOverlap="1">
+            <wp:simplePos x="0" y="0"/>
+            <wp:positionH relativeFrom="column">
+              <wp:posOffset>-815340</wp:posOffset>
+            </wp:positionH>
+            <wp:positionV relativeFrom="paragraph">
+              <wp:posOffset>1473200</wp:posOffset>
+            </wp:positionV>
+            <wp:extent cx="7404735" cy="4806950"/>
+            <wp:effectExtent l="0" t="0" r="12700" b="5715"/>
+            <wp:wrapSquare wrapText="bothSides"/>
             <wp:docPr id="136921828" name="Imagem 136921828"/>
             <wp:cNvGraphicFramePr>
               <a:graphicFrameLocks xmlns:a="http://schemas.openxmlformats.org/drawingml/2006/main" noChangeAspect="1"/>
@@ -16317,9 +16236,9 @@
                     </a:stretch>
                   </pic:blipFill>
                   <pic:spPr>
-                    <a:xfrm>
+                    <a:xfrm rot="5400000">
                       <a:off x="0" y="0"/>
-                      <a:ext cx="5619752" cy="3648075"/>
+                      <a:ext cx="7404735" cy="4806950"/>
                     </a:xfrm>
                     <a:prstGeom prst="rect">
                       <a:avLst/>
@@ -16328,9 +16247,11 @@
                 </pic:pic>
               </a:graphicData>
             </a:graphic>
-          </wp:inline>
+          </wp:anchor>
         </w:drawing>
       </w:r>
+    </w:p>
+    <w:p>
       <w:r>
         <w:br w:type="page"/>
       </w:r>
@@ -16426,9 +16347,17 @@
           <w:lang w:val="pt-BR"/>
         </w:rPr>
         <w:drawing>
-          <wp:inline distT="0" distB="0" distL="114300" distR="114300">
-            <wp:extent cx="5605780" cy="3073400"/>
-            <wp:effectExtent l="0" t="0" r="2540" b="5080"/>
+          <wp:anchor distT="0" distB="0" distL="114300" distR="114300" simplePos="0" relativeHeight="251669504" behindDoc="0" locked="0" layoutInCell="1" allowOverlap="1">
+            <wp:simplePos x="0" y="0"/>
+            <wp:positionH relativeFrom="column">
+              <wp:posOffset>-23495</wp:posOffset>
+            </wp:positionH>
+            <wp:positionV relativeFrom="paragraph">
+              <wp:posOffset>15875</wp:posOffset>
+            </wp:positionV>
+            <wp:extent cx="5833110" cy="3198495"/>
+            <wp:effectExtent l="0" t="0" r="15240" b="1905"/>
+            <wp:wrapSquare wrapText="bothSides"/>
             <wp:docPr id="10" name="Imagem 10" descr="diagrama de estado"/>
             <wp:cNvGraphicFramePr>
               <a:graphicFrameLocks xmlns:a="http://schemas.openxmlformats.org/drawingml/2006/main" noChangeAspect="1"/>
@@ -16451,7 +16380,7 @@
                   <pic:spPr>
                     <a:xfrm>
                       <a:off x="0" y="0"/>
-                      <a:ext cx="5605780" cy="3073400"/>
+                      <a:ext cx="5833110" cy="3198495"/>
                     </a:xfrm>
                     <a:prstGeom prst="rect">
                       <a:avLst/>
@@ -16460,7 +16389,7 @@
                 </pic:pic>
               </a:graphicData>
             </a:graphic>
-          </wp:inline>
+          </wp:anchor>
         </w:drawing>
       </w:r>
     </w:p>

--- a/doc/Documentação_Estagio[1].docx
+++ b/doc/Documentação_Estagio[1].docx
@@ -3266,8 +3266,6 @@
           <w:szCs w:val="22"/>
         </w:rPr>
       </w:pPr>
-      <w:bookmarkStart w:id="36" w:name="_GoBack"/>
-      <w:bookmarkEnd w:id="36"/>
     </w:p>
     <w:p>
       <w:pPr>
@@ -4369,6 +4367,14 @@
         <w:gridCol w:w="1744"/>
       </w:tblGrid>
       <w:tr>
+        <w:tblPrEx>
+          <w:tblCellMar>
+            <w:top w:w="0" w:type="dxa"/>
+            <w:left w:w="108" w:type="dxa"/>
+            <w:bottom w:w="0" w:type="dxa"/>
+            <w:right w:w="108" w:type="dxa"/>
+          </w:tblCellMar>
+        </w:tblPrEx>
         <w:trPr>
           <w:trHeight w:val="273" w:hRule="atLeast"/>
         </w:trPr>
@@ -15205,6 +15211,12 @@
             <w:insideH w:val="single" w:color="auto" w:sz="4" w:space="0"/>
             <w:insideV w:val="single" w:color="auto" w:sz="4" w:space="0"/>
           </w:tblBorders>
+          <w:tblCellMar>
+            <w:top w:w="0" w:type="dxa"/>
+            <w:left w:w="108" w:type="dxa"/>
+            <w:bottom w:w="0" w:type="dxa"/>
+            <w:right w:w="108" w:type="dxa"/>
+          </w:tblCellMar>
         </w:tblPrEx>
         <w:trPr>
           <w:trHeight w:val="300" w:hRule="atLeast"/>
@@ -16199,7 +16211,7 @@
     <w:p>
       <w:r>
         <w:drawing>
-          <wp:anchor distT="0" distB="0" distL="114300" distR="114300" simplePos="0" relativeHeight="251668480" behindDoc="0" locked="0" layoutInCell="1" allowOverlap="1">
+          <wp:anchor distT="0" distB="0" distL="114300" distR="114300" simplePos="0" relativeHeight="251667456" behindDoc="0" locked="0" layoutInCell="1" allowOverlap="1">
             <wp:simplePos x="0" y="0"/>
             <wp:positionH relativeFrom="column">
               <wp:posOffset>-815340</wp:posOffset>
@@ -16347,7 +16359,7 @@
           <w:lang w:val="pt-BR"/>
         </w:rPr>
         <w:drawing>
-          <wp:anchor distT="0" distB="0" distL="114300" distR="114300" simplePos="0" relativeHeight="251669504" behindDoc="0" locked="0" layoutInCell="1" allowOverlap="1">
+          <wp:anchor distT="0" distB="0" distL="114300" distR="114300" simplePos="0" relativeHeight="251668480" behindDoc="0" locked="0" layoutInCell="1" allowOverlap="1">
             <wp:simplePos x="0" y="0"/>
             <wp:positionH relativeFrom="column">
               <wp:posOffset>-23495</wp:posOffset>
@@ -16429,25 +16441,34 @@
       </w:r>
       <w:bookmarkEnd w:id="33"/>
     </w:p>
-    <w:p>
+    <w:p/>
+    <w:p>
+      <w:pPr>
+        <w:rPr>
+          <w:rFonts w:hint="default"/>
+          <w:lang w:val="pt-BR"/>
+        </w:rPr>
+      </w:pPr>
+      <w:bookmarkStart w:id="36" w:name="_GoBack"/>
+      <w:bookmarkEnd w:id="36"/>
       <w:r>
         <w:rPr>
           <w:rFonts w:hint="default"/>
           <w:lang w:val="pt-BR"/>
         </w:rPr>
         <w:drawing>
-          <wp:anchor distT="0" distB="0" distL="114300" distR="114300" simplePos="0" relativeHeight="251666432" behindDoc="0" locked="0" layoutInCell="1" allowOverlap="1">
+          <wp:anchor distT="0" distB="0" distL="114300" distR="114300" simplePos="0" relativeHeight="251669504" behindDoc="0" locked="0" layoutInCell="1" allowOverlap="1">
             <wp:simplePos x="0" y="0"/>
             <wp:positionH relativeFrom="column">
-              <wp:posOffset>-353060</wp:posOffset>
+              <wp:posOffset>-365125</wp:posOffset>
             </wp:positionH>
             <wp:positionV relativeFrom="paragraph">
-              <wp:posOffset>126365</wp:posOffset>
+              <wp:posOffset>153035</wp:posOffset>
             </wp:positionV>
-            <wp:extent cx="6680835" cy="5308600"/>
-            <wp:effectExtent l="0" t="0" r="9525" b="10160"/>
+            <wp:extent cx="6571615" cy="5291455"/>
+            <wp:effectExtent l="0" t="0" r="635" b="4445"/>
             <wp:wrapSquare wrapText="bothSides"/>
-            <wp:docPr id="6" name="Imagem 6" descr="diagrama de classe"/>
+            <wp:docPr id="2" name="Imagem 2" descr="diagrm classe"/>
             <wp:cNvGraphicFramePr>
               <a:graphicFrameLocks xmlns:a="http://schemas.openxmlformats.org/drawingml/2006/main" noChangeAspect="1"/>
             </wp:cNvGraphicFramePr>
@@ -16455,7 +16476,7 @@
               <a:graphicData uri="http://schemas.openxmlformats.org/drawingml/2006/picture">
                 <pic:pic xmlns:pic="http://schemas.openxmlformats.org/drawingml/2006/picture">
                   <pic:nvPicPr>
-                    <pic:cNvPr id="6" name="Imagem 6" descr="diagrama de classe"/>
+                    <pic:cNvPr id="2" name="Imagem 2" descr="diagrm classe"/>
                     <pic:cNvPicPr>
                       <a:picLocks noChangeAspect="1"/>
                     </pic:cNvPicPr>
@@ -16469,7 +16490,7 @@
                   <pic:spPr>
                     <a:xfrm>
                       <a:off x="0" y="0"/>
-                      <a:ext cx="6680835" cy="5308600"/>
+                      <a:ext cx="6571615" cy="5291455"/>
                     </a:xfrm>
                     <a:prstGeom prst="rect">
                       <a:avLst/>
@@ -16482,15 +16503,15 @@
         </w:drawing>
       </w:r>
     </w:p>
-    <w:p>
-      <w:pPr>
-        <w:rPr>
-          <w:rFonts w:hint="default"/>
-          <w:lang w:val="pt-BR"/>
-        </w:rPr>
-      </w:pPr>
-    </w:p>
     <w:p/>
+    <w:p>
+      <w:pPr>
+        <w:rPr>
+          <w:rFonts w:hint="default"/>
+          <w:lang w:val="pt-BR"/>
+        </w:rPr>
+      </w:pPr>
+    </w:p>
     <w:p>
       <w:pPr>
         <w:rPr>
@@ -16505,7 +16526,6 @@
     <w:p/>
     <w:p/>
     <w:p/>
-    <w:p/>
     <w:p>
       <w:pPr>
         <w:pStyle w:val="2"/>
@@ -16545,7 +16565,7 @@
           <w:lang w:val="pt-BR"/>
         </w:rPr>
         <w:drawing>
-          <wp:anchor distT="0" distB="0" distL="114300" distR="114300" simplePos="0" relativeHeight="251667456" behindDoc="0" locked="0" layoutInCell="1" allowOverlap="1">
+          <wp:anchor distT="0" distB="0" distL="114300" distR="114300" simplePos="0" relativeHeight="251666432" behindDoc="0" locked="0" layoutInCell="1" allowOverlap="1">
             <wp:simplePos x="0" y="0"/>
             <wp:positionH relativeFrom="column">
               <wp:posOffset>436880</wp:posOffset>
